--- a/NRF_Supporting_Evidence_v3.docx
+++ b/NRF_Supporting_Evidence_v3.docx
@@ -11829,6 +11829,310 @@
       </w:r>
     </w:p>
     <w:p>
+      <w:pPr>
+        <w:pStyle w:val="Heading2"/>
+        <w:spacing w:after="100" w:before="240"/>
+      </w:pPr>
+      <w:r>
+        <w:rPr>
+          <w:rFonts w:ascii="Calibri" w:cs="Calibri" w:eastAsia="Calibri" w:hAnsi="Calibri"/>
+          <w:b/>
+          <w:bCs/>
+          <w:color w:val="2E5496"/>
+          <w:sz w:val="26"/>
+          <w:szCs w:val="26"/>
+        </w:rPr>
+        <w:t xml:space="preserve">4.6 Post-hoc weight-sensitivity analysis (Experiments 4 and 5)</w:t>
+      </w:r>
+    </w:p>
+    <w:p>
+      <w:pPr>
+        <w:spacing w:after="120" w:line="276"/>
+        <w:jc w:val="both"/>
+      </w:pPr>
+      <w:r>
+        <w:rPr>
+          <w:rFonts w:ascii="Calibri" w:cs="Calibri" w:eastAsia="Calibri" w:hAnsi="Calibri"/>
+          <w:sz w:val="22"/>
+          <w:szCs w:val="22"/>
+        </w:rPr>
+        <w:t xml:space="preserve">The composite was evaluated under one frozen weighting: 0.30 accuracy, 0.30 NESS, 0.20 hallucination and 0.20 calibration. To test whether either failure is an artefact of that choice, the recorded component values from Experiments 4 and 5 were re-scored post hoc under every weighting on a 0.05 grid over the four weights, giving 1,771 weight vectors that each sum to one. No new generations were run. The analysis calls the same composite function used by the experiments, and first confirms that the default weights reproduce every stored composite value exactly. A weighting counts as tracking noise if its correlation with noise level across the five levels of Experiment 4 is at most −0.5. It counts as ranking correctly if it orders the Experiment 5 conditions oracle above retrieval above closed-book.</w:t>
+      </w:r>
+    </w:p>
+    <w:tbl>
+      <w:tblPr>
+        <w:tblW w:type="dxa" w:w="9360"/>
+        <w:tblBorders>
+          <w:top w:val="single" w:color="auto" w:sz="4"/>
+          <w:left w:val="single" w:color="auto" w:sz="4"/>
+          <w:bottom w:val="single" w:color="auto" w:sz="4"/>
+          <w:right w:val="single" w:color="auto" w:sz="4"/>
+          <w:insideH w:val="single" w:color="auto" w:sz="4"/>
+          <w:insideV w:val="single" w:color="auto" w:sz="4"/>
+        </w:tblBorders>
+      </w:tblPr>
+      <w:tblGrid>
+        <w:gridCol w:w="6460"/>
+        <w:gridCol w:w="2900"/>
+      </w:tblGrid>
+      <w:tr>
+        <w:trPr>
+          <w:tblHeader/>
+        </w:trPr>
+        <w:tc>
+          <w:tcPr>
+            <w:tcW w:type="dxa" w:w="6460"/>
+            <w:shd w:fill="1F3864" w:val="clear"/>
+            <w:tcMar>
+              <w:top w:type="dxa" w:w="50"/>
+              <w:left w:type="dxa" w:w="90"/>
+              <w:bottom w:type="dxa" w:w="50"/>
+              <w:right w:type="dxa" w:w="90"/>
+            </w:tcMar>
+          </w:tcPr>
+          <w:p>
+            <w:pPr>
+              <w:spacing w:after="0" w:line="250"/>
+              <w:jc w:val="left"/>
+            </w:pPr>
+            <w:r>
+              <w:rPr>
+                <w:rFonts w:ascii="Calibri" w:cs="Calibri" w:eastAsia="Calibri" w:hAnsi="Calibri"/>
+                <w:b/>
+                <w:bCs/>
+                <w:color w:val="FFFFFF"/>
+                <w:sz w:val="19"/>
+                <w:szCs w:val="19"/>
+              </w:rPr>
+              <w:t xml:space="preserve">Weightings that…</w:t>
+            </w:r>
+          </w:p>
+        </w:tc>
+        <w:tc>
+          <w:tcPr>
+            <w:tcW w:type="dxa" w:w="2900"/>
+            <w:shd w:fill="1F3864" w:val="clear"/>
+            <w:tcMar>
+              <w:top w:type="dxa" w:w="50"/>
+              <w:left w:type="dxa" w:w="90"/>
+              <w:bottom w:type="dxa" w:w="50"/>
+              <w:right w:type="dxa" w:w="90"/>
+            </w:tcMar>
+          </w:tcPr>
+          <w:p>
+            <w:pPr>
+              <w:spacing w:after="0" w:line="250"/>
+              <w:jc w:val="center"/>
+            </w:pPr>
+            <w:r>
+              <w:rPr>
+                <w:rFonts w:ascii="Calibri" w:cs="Calibri" w:eastAsia="Calibri" w:hAnsi="Calibri"/>
+                <w:b/>
+                <w:bCs/>
+                <w:color w:val="FFFFFF"/>
+                <w:sz w:val="19"/>
+                <w:szCs w:val="19"/>
+              </w:rPr>
+              <w:t xml:space="preserve">Share of 1,771</w:t>
+            </w:r>
+          </w:p>
+        </w:tc>
+      </w:tr>
+      <w:tr>
+        <w:tc>
+          <w:tcPr>
+            <w:tcW w:type="dxa" w:w="6460"/>
+            <w:tcMar>
+              <w:top w:type="dxa" w:w="50"/>
+              <w:left w:type="dxa" w:w="90"/>
+              <w:bottom w:type="dxa" w:w="50"/>
+              <w:right w:type="dxa" w:w="90"/>
+            </w:tcMar>
+          </w:tcPr>
+          <w:p>
+            <w:pPr>
+              <w:spacing w:after="0" w:line="250"/>
+              <w:jc w:val="left"/>
+            </w:pPr>
+            <w:r>
+              <w:rPr>
+                <w:rFonts w:ascii="Calibri" w:cs="Calibri" w:eastAsia="Calibri" w:hAnsi="Calibri"/>
+                <w:sz w:val="19"/>
+                <w:szCs w:val="19"/>
+              </w:rPr>
+              <w:t xml:space="preserve">Track noise (r ≤ −0.5)</w:t>
+            </w:r>
+          </w:p>
+        </w:tc>
+        <w:tc>
+          <w:tcPr>
+            <w:tcW w:type="dxa" w:w="2900"/>
+            <w:tcMar>
+              <w:top w:type="dxa" w:w="50"/>
+              <w:left w:type="dxa" w:w="90"/>
+              <w:bottom w:type="dxa" w:w="50"/>
+              <w:right w:type="dxa" w:w="90"/>
+            </w:tcMar>
+          </w:tcPr>
+          <w:p>
+            <w:pPr>
+              <w:spacing w:after="0" w:line="250"/>
+              <w:jc w:val="center"/>
+            </w:pPr>
+            <w:r>
+              <w:rPr>
+                <w:rFonts w:ascii="Calibri" w:cs="Calibri" w:eastAsia="Calibri" w:hAnsi="Calibri"/>
+                <w:sz w:val="19"/>
+                <w:szCs w:val="19"/>
+              </w:rPr>
+              <w:t xml:space="preserve">19.2%</w:t>
+            </w:r>
+          </w:p>
+        </w:tc>
+      </w:tr>
+      <w:tr>
+        <w:tc>
+          <w:tcPr>
+            <w:tcW w:type="dxa" w:w="6460"/>
+            <w:tcMar>
+              <w:top w:type="dxa" w:w="50"/>
+              <w:left w:type="dxa" w:w="90"/>
+              <w:bottom w:type="dxa" w:w="50"/>
+              <w:right w:type="dxa" w:w="90"/>
+            </w:tcMar>
+          </w:tcPr>
+          <w:p>
+            <w:pPr>
+              <w:spacing w:after="0" w:line="250"/>
+              <w:jc w:val="left"/>
+            </w:pPr>
+            <w:r>
+              <w:rPr>
+                <w:rFonts w:ascii="Calibri" w:cs="Calibri" w:eastAsia="Calibri" w:hAnsi="Calibri"/>
+                <w:sz w:val="19"/>
+                <w:szCs w:val="19"/>
+              </w:rPr>
+              <w:t xml:space="preserve">Rank oracle &gt; retrieval &gt; closed-book</w:t>
+            </w:r>
+          </w:p>
+        </w:tc>
+        <w:tc>
+          <w:tcPr>
+            <w:tcW w:type="dxa" w:w="2900"/>
+            <w:tcMar>
+              <w:top w:type="dxa" w:w="50"/>
+              <w:left w:type="dxa" w:w="90"/>
+              <w:bottom w:type="dxa" w:w="50"/>
+              <w:right w:type="dxa" w:w="90"/>
+            </w:tcMar>
+          </w:tcPr>
+          <w:p>
+            <w:pPr>
+              <w:spacing w:after="0" w:line="250"/>
+              <w:jc w:val="center"/>
+            </w:pPr>
+            <w:r>
+              <w:rPr>
+                <w:rFonts w:ascii="Calibri" w:cs="Calibri" w:eastAsia="Calibri" w:hAnsi="Calibri"/>
+                <w:sz w:val="19"/>
+                <w:szCs w:val="19"/>
+              </w:rPr>
+              <w:t xml:space="preserve">43.5%</w:t>
+            </w:r>
+          </w:p>
+        </w:tc>
+      </w:tr>
+      <w:tr>
+        <w:tc>
+          <w:tcPr>
+            <w:tcW w:type="dxa" w:w="6460"/>
+            <w:tcMar>
+              <w:top w:type="dxa" w:w="50"/>
+              <w:left w:type="dxa" w:w="90"/>
+              <w:bottom w:type="dxa" w:w="50"/>
+              <w:right w:type="dxa" w:w="90"/>
+            </w:tcMar>
+          </w:tcPr>
+          <w:p>
+            <w:pPr>
+              <w:spacing w:after="0" w:line="250"/>
+              <w:jc w:val="left"/>
+            </w:pPr>
+            <w:r>
+              <w:rPr>
+                <w:rFonts w:ascii="Calibri" w:cs="Calibri" w:eastAsia="Calibri" w:hAnsi="Calibri"/>
+                <w:b/>
+                <w:bCs/>
+                <w:sz w:val="19"/>
+                <w:szCs w:val="19"/>
+              </w:rPr>
+              <w:t xml:space="preserve">Satisfy both tests</w:t>
+            </w:r>
+          </w:p>
+        </w:tc>
+        <w:tc>
+          <w:tcPr>
+            <w:tcW w:type="dxa" w:w="2900"/>
+            <w:tcMar>
+              <w:top w:type="dxa" w:w="50"/>
+              <w:left w:type="dxa" w:w="90"/>
+              <w:bottom w:type="dxa" w:w="50"/>
+              <w:right w:type="dxa" w:w="90"/>
+            </w:tcMar>
+          </w:tcPr>
+          <w:p>
+            <w:pPr>
+              <w:spacing w:after="0" w:line="250"/>
+              <w:jc w:val="center"/>
+            </w:pPr>
+            <w:r>
+              <w:rPr>
+                <w:rFonts w:ascii="Calibri" w:cs="Calibri" w:eastAsia="Calibri" w:hAnsi="Calibri"/>
+                <w:b/>
+                <w:bCs/>
+                <w:sz w:val="19"/>
+                <w:szCs w:val="19"/>
+              </w:rPr>
+              <w:t xml:space="preserve">0.0%</w:t>
+            </w:r>
+          </w:p>
+        </w:tc>
+      </w:tr>
+    </w:tbl>
+    <w:p>
+      <w:pPr>
+        <w:spacing w:after="60"/>
+      </w:pPr>
+    </w:p>
+    <w:p>
+      <w:pPr>
+        <w:spacing w:after="120" w:line="276"/>
+        <w:jc w:val="both"/>
+      </w:pPr>
+      <w:r>
+        <w:rPr>
+          <w:rFonts w:ascii="Calibri" w:cs="Calibri" w:eastAsia="Calibri" w:hAnsi="Calibri"/>
+          <w:sz w:val="22"/>
+          <w:szCs w:val="22"/>
+        </w:rPr>
+        <w:t xml:space="preserve">Re-weighting can repair the noise test on its own. Placing no weight on accuracy and most on NESS and hallucination reaches a correlation of −0.90, consistent with the hallucination component carrying the noise signal (Section 4.4, r = +0.76). The two tests, however, require disjoint regions of the weight space. Every weighting that tracks noise places at most 0.35 of its total weight on accuracy and calibration combined, whereas every weighting that ranks correctly places at least 0.50 there. The cause lies in the components. The oracle condition scores lower than retrieval on exactly the two components that respond to noise: NESS 0.628 against 0.715, for the evidence-size reason given in Section 4.5, and hallucination 0.200 against 0.080. Its advantage is therefore visible only through accuracy and calibration, which do not respond to noise at this sample size. Among weightings that rank correctly, the strongest achievable noise correlation is −0.16. The result is unchanged on a finer 0.01 grid of 176,851 weightings and with the threshold relaxed to −0.3.</w:t>
+      </w:r>
+    </w:p>
+    <w:p>
+      <w:pPr>
+        <w:spacing w:after="120" w:line="276"/>
+        <w:jc w:val="both"/>
+      </w:pPr>
+      <w:r>
+        <w:rPr>
+          <w:rFonts w:ascii="Calibri" w:cs="Calibri" w:eastAsia="Calibri" w:hAnsi="Calibri"/>
+          <w:sz w:val="22"/>
+          <w:szCs w:val="22"/>
+        </w:rPr>
+        <w:t xml:space="preserve">Re-weighting is therefore necessary but not sufficient. No linear combination of the current four components is a valid composite on this data, so the components themselves must change first. Because the sweep selects and evaluates on the same five noise levels and three conditions of fifty items, this should be confirmed on a larger held-out run before being treated as settled.</w:t>
+      </w:r>
+    </w:p>
+    <w:p>
       <w:r>
         <w:br w:type="page"/>
       </w:r>
@@ -13953,6 +14257,18 @@
         </w:rPr>
         <w:t xml:space="preserve">python -m experiments.experiment5 --split dev --n 50</w:t>
       </w:r>
+      <w:r>
+        <w:br/>
+        <w:t xml:space="preserve"/>
+      </w:r>
+      <w:r>
+        <w:rPr>
+          <w:rFonts w:ascii="Consolas" w:cs="Consolas" w:eastAsia="Consolas" w:hAnsi="Consolas"/>
+          <w:sz w:val="17"/>
+          <w:szCs w:val="17"/>
+        </w:rPr>
+        <w:t xml:space="preserve">python -m experiments.weight_sensitivity   # Section 4.6, re-scores saved results, no GPU</w:t>
+      </w:r>
     </w:p>
     <w:p>
       <w:pPr>
@@ -14069,6 +14385,14 @@
           <w:szCs w:val="22"/>
         </w:rPr>
         <w:t xml:space="preserve">Re-weighting or orthogonalisation of the aggregate, validated against a monotonicity check on a known-ordered configuration pair.</w:t>
+      </w:r>
+      <w:r>
+        <w:rPr>
+          <w:rFonts w:ascii="Calibri" w:cs="Calibri" w:eastAsia="Calibri" w:hAnsi="Calibri"/>
+          <w:sz w:val="22"/>
+          <w:szCs w:val="22"/>
+        </w:rPr>
+        <w:t xml:space="preserve"> The post-hoc analysis in Section 4.6 shows that re-weighting alone cannot satisfy both falsification tests with the current components, so this depends on the confidence revision above.</w:t>
       </w:r>
     </w:p>
     <w:p>

--- a/NRF_Supporting_Evidence_v3.docx
+++ b/NRF_Supporting_Evidence_v3.docx
@@ -12133,6 +12133,642 @@
       </w:r>
     </w:p>
     <w:p>
+      <w:pPr>
+        <w:pStyle w:val="Heading2"/>
+        <w:spacing w:after="100" w:before="240"/>
+      </w:pPr>
+      <w:r>
+        <w:rPr>
+          <w:rFonts w:ascii="Calibri" w:cs="Calibri" w:eastAsia="Calibri" w:hAnsi="Calibri"/>
+          <w:b/>
+          <w:bCs/>
+          <w:color w:val="2E5496"/>
+          <w:sz w:val="26"/>
+          <w:szCs w:val="26"/>
+        </w:rPr>
+        <w:t xml:space="preserve">4.7 Scoring defect: the confidence value counted as unsupported evidence</w:t>
+      </w:r>
+    </w:p>
+    <w:p>
+      <w:pPr>
+        <w:spacing w:after="120" w:line="276"/>
+        <w:jc w:val="both"/>
+      </w:pPr>
+      <w:r>
+        <w:rPr>
+          <w:rFonts w:ascii="Calibri" w:cs="Calibri" w:eastAsia="Calibri" w:hAnsi="Calibri"/>
+          <w:sz w:val="22"/>
+          <w:szCs w:val="22"/>
+        </w:rPr>
+        <w:t xml:space="preserve">The evidence-support score (NESS) extracted every number from the whole response, including the “Confidence: 0.9” line the prompt asks the model to write. That value is a report about the answer, not a claim about the document, so the retrieved evidence could never support it. Every response was therefore scored as carrying one extra unsupported number, which lowered its NESS and could push a response close to the 0.5 hallucination threshold under it. The saved rows show it directly: the first row of Experiment 1 lists the unsupported numbers as [0.9]. The scorer now removes the confidence statement before counting numbers, with regression tests, and passing the old setting reproduces the recorded runs. The result files were not regenerated.</w:t>
+      </w:r>
+    </w:p>
+    <w:p>
+      <w:pPr>
+        <w:spacing w:after="120" w:line="276"/>
+        <w:jc w:val="both"/>
+      </w:pPr>
+      <w:r>
+        <w:rPr>
+          <w:rFonts w:ascii="Calibri" w:cs="Calibri" w:eastAsia="Calibri" w:hAnsi="Calibri"/>
+          <w:sz w:val="22"/>
+          <w:szCs w:val="22"/>
+        </w:rPr>
+        <w:t xml:space="preserve">The effect was measured from the saved files with no new generations. Experiments 1 and 2 keep each response and its evidence, so every row was re-scored, and the old behaviour first had to reproduce each stored score exactly. All four strict-mode hallucination flags in Experiment 1 and all four in Experiment 2 were produced by the defect. Experiment 5 keeps the responses but not the evidence, so its corrected scores are recovered from each row’s stored score and the number of numbers in its response. Experiment 4 keeps neither, so it is bracketed: its 0% level is Experiment 5’s retrieval condition, so those rows are exact, the other rows are resolved against the same item’s baseline response where the score is unchanged, and the rest are bracketed. The bracketing method was checked against all 150 Experiment 5 rows, where the exact answer is known.</w:t>
+      </w:r>
+    </w:p>
+    <w:tbl>
+      <w:tblPr>
+        <w:tblW w:type="dxa" w:w="9360"/>
+        <w:tblBorders>
+          <w:top w:val="single" w:color="auto" w:sz="4"/>
+          <w:left w:val="single" w:color="auto" w:sz="4"/>
+          <w:bottom w:val="single" w:color="auto" w:sz="4"/>
+          <w:right w:val="single" w:color="auto" w:sz="4"/>
+          <w:insideH w:val="single" w:color="auto" w:sz="4"/>
+          <w:insideV w:val="single" w:color="auto" w:sz="4"/>
+        </w:tblBorders>
+      </w:tblPr>
+      <w:tblGrid>
+        <w:gridCol w:w="4560"/>
+        <w:gridCol w:w="2400"/>
+        <w:gridCol w:w="2400"/>
+      </w:tblGrid>
+      <w:tr>
+        <w:trPr>
+          <w:tblHeader/>
+        </w:trPr>
+        <w:tc>
+          <w:tcPr>
+            <w:tcW w:type="dxa" w:w="4560"/>
+            <w:shd w:fill="1F3864" w:val="clear"/>
+            <w:tcMar>
+              <w:top w:type="dxa" w:w="50"/>
+              <w:left w:type="dxa" w:w="90"/>
+              <w:bottom w:type="dxa" w:w="50"/>
+              <w:right w:type="dxa" w:w="90"/>
+            </w:tcMar>
+          </w:tcPr>
+          <w:p>
+            <w:pPr>
+              <w:spacing w:after="0" w:line="250"/>
+              <w:jc w:val="left"/>
+            </w:pPr>
+            <w:r>
+              <w:rPr>
+                <w:rFonts w:ascii="Calibri" w:cs="Calibri" w:eastAsia="Calibri" w:hAnsi="Calibri"/>
+                <w:b/>
+                <w:bCs/>
+                <w:color w:val="FFFFFF"/>
+                <w:sz w:val="19"/>
+                <w:szCs w:val="19"/>
+              </w:rPr>
+              <w:t xml:space="preserve">Quantity</w:t>
+            </w:r>
+          </w:p>
+        </w:tc>
+        <w:tc>
+          <w:tcPr>
+            <w:tcW w:type="dxa" w:w="2400"/>
+            <w:shd w:fill="1F3864" w:val="clear"/>
+            <w:tcMar>
+              <w:top w:type="dxa" w:w="50"/>
+              <w:left w:type="dxa" w:w="90"/>
+              <w:bottom w:type="dxa" w:w="50"/>
+              <w:right w:type="dxa" w:w="90"/>
+            </w:tcMar>
+          </w:tcPr>
+          <w:p>
+            <w:pPr>
+              <w:spacing w:after="0" w:line="250"/>
+              <w:jc w:val="center"/>
+            </w:pPr>
+            <w:r>
+              <w:rPr>
+                <w:rFonts w:ascii="Calibri" w:cs="Calibri" w:eastAsia="Calibri" w:hAnsi="Calibri"/>
+                <w:b/>
+                <w:bCs/>
+                <w:color w:val="FFFFFF"/>
+                <w:sz w:val="19"/>
+                <w:szCs w:val="19"/>
+              </w:rPr>
+              <w:t xml:space="preserve">As recorded</w:t>
+            </w:r>
+          </w:p>
+        </w:tc>
+        <w:tc>
+          <w:tcPr>
+            <w:tcW w:type="dxa" w:w="2400"/>
+            <w:shd w:fill="1F3864" w:val="clear"/>
+            <w:tcMar>
+              <w:top w:type="dxa" w:w="50"/>
+              <w:left w:type="dxa" w:w="90"/>
+              <w:bottom w:type="dxa" w:w="50"/>
+              <w:right w:type="dxa" w:w="90"/>
+            </w:tcMar>
+          </w:tcPr>
+          <w:p>
+            <w:pPr>
+              <w:spacing w:after="0" w:line="250"/>
+              <w:jc w:val="center"/>
+            </w:pPr>
+            <w:r>
+              <w:rPr>
+                <w:rFonts w:ascii="Calibri" w:cs="Calibri" w:eastAsia="Calibri" w:hAnsi="Calibri"/>
+                <w:b/>
+                <w:bCs/>
+                <w:color w:val="FFFFFF"/>
+                <w:sz w:val="19"/>
+                <w:szCs w:val="19"/>
+              </w:rPr>
+              <w:t xml:space="preserve">Corrected</w:t>
+            </w:r>
+          </w:p>
+        </w:tc>
+      </w:tr>
+      <w:tr>
+        <w:tc>
+          <w:tcPr>
+            <w:tcW w:type="dxa" w:w="4560"/>
+            <w:tcMar>
+              <w:top w:type="dxa" w:w="50"/>
+              <w:left w:type="dxa" w:w="90"/>
+              <w:bottom w:type="dxa" w:w="50"/>
+              <w:right w:type="dxa" w:w="90"/>
+            </w:tcMar>
+          </w:tcPr>
+          <w:p>
+            <w:pPr>
+              <w:spacing w:after="0" w:line="250"/>
+              <w:jc w:val="left"/>
+            </w:pPr>
+            <w:r>
+              <w:rPr>
+                <w:rFonts w:ascii="Calibri" w:cs="Calibri" w:eastAsia="Calibri" w:hAnsi="Calibri"/>
+                <w:sz w:val="19"/>
+                <w:szCs w:val="19"/>
+              </w:rPr>
+              <w:t xml:space="preserve">Exp 1 hallucination rate (strict NESS)</w:t>
+            </w:r>
+          </w:p>
+        </w:tc>
+        <w:tc>
+          <w:tcPr>
+            <w:tcW w:type="dxa" w:w="2400"/>
+            <w:tcMar>
+              <w:top w:type="dxa" w:w="50"/>
+              <w:left w:type="dxa" w:w="90"/>
+              <w:bottom w:type="dxa" w:w="50"/>
+              <w:right w:type="dxa" w:w="90"/>
+            </w:tcMar>
+          </w:tcPr>
+          <w:p>
+            <w:pPr>
+              <w:spacing w:after="0" w:line="250"/>
+              <w:jc w:val="center"/>
+            </w:pPr>
+            <w:r>
+              <w:rPr>
+                <w:rFonts w:ascii="Calibri" w:cs="Calibri" w:eastAsia="Calibri" w:hAnsi="Calibri"/>
+                <w:sz w:val="19"/>
+                <w:szCs w:val="19"/>
+              </w:rPr>
+              <w:t xml:space="preserve">0.08</w:t>
+            </w:r>
+          </w:p>
+        </w:tc>
+        <w:tc>
+          <w:tcPr>
+            <w:tcW w:type="dxa" w:w="2400"/>
+            <w:tcMar>
+              <w:top w:type="dxa" w:w="50"/>
+              <w:left w:type="dxa" w:w="90"/>
+              <w:bottom w:type="dxa" w:w="50"/>
+              <w:right w:type="dxa" w:w="90"/>
+            </w:tcMar>
+          </w:tcPr>
+          <w:p>
+            <w:pPr>
+              <w:spacing w:after="0" w:line="250"/>
+              <w:jc w:val="center"/>
+            </w:pPr>
+            <w:r>
+              <w:rPr>
+                <w:rFonts w:ascii="Calibri" w:cs="Calibri" w:eastAsia="Calibri" w:hAnsi="Calibri"/>
+                <w:sz w:val="19"/>
+                <w:szCs w:val="19"/>
+              </w:rPr>
+              <w:t xml:space="preserve">0.00</w:t>
+            </w:r>
+          </w:p>
+        </w:tc>
+      </w:tr>
+      <w:tr>
+        <w:tc>
+          <w:tcPr>
+            <w:tcW w:type="dxa" w:w="4560"/>
+            <w:tcMar>
+              <w:top w:type="dxa" w:w="50"/>
+              <w:left w:type="dxa" w:w="90"/>
+              <w:bottom w:type="dxa" w:w="50"/>
+              <w:right w:type="dxa" w:w="90"/>
+            </w:tcMar>
+          </w:tcPr>
+          <w:p>
+            <w:pPr>
+              <w:spacing w:after="0" w:line="250"/>
+              <w:jc w:val="left"/>
+            </w:pPr>
+            <w:r>
+              <w:rPr>
+                <w:rFonts w:ascii="Calibri" w:cs="Calibri" w:eastAsia="Calibri" w:hAnsi="Calibri"/>
+                <w:sz w:val="19"/>
+                <w:szCs w:val="19"/>
+              </w:rPr>
+              <w:t xml:space="preserve">Exp 2 hallucination, clean to evidence injection</w:t>
+            </w:r>
+          </w:p>
+        </w:tc>
+        <w:tc>
+          <w:tcPr>
+            <w:tcW w:type="dxa" w:w="2400"/>
+            <w:tcMar>
+              <w:top w:type="dxa" w:w="50"/>
+              <w:left w:type="dxa" w:w="90"/>
+              <w:bottom w:type="dxa" w:w="50"/>
+              <w:right w:type="dxa" w:w="90"/>
+            </w:tcMar>
+          </w:tcPr>
+          <w:p>
+            <w:pPr>
+              <w:spacing w:after="0" w:line="250"/>
+              <w:jc w:val="center"/>
+            </w:pPr>
+            <w:r>
+              <w:rPr>
+                <w:rFonts w:ascii="Calibri" w:cs="Calibri" w:eastAsia="Calibri" w:hAnsi="Calibri"/>
+                <w:sz w:val="19"/>
+                <w:szCs w:val="19"/>
+              </w:rPr>
+              <w:t xml:space="preserve">0.10 to 0.20</w:t>
+            </w:r>
+          </w:p>
+        </w:tc>
+        <w:tc>
+          <w:tcPr>
+            <w:tcW w:type="dxa" w:w="2400"/>
+            <w:tcMar>
+              <w:top w:type="dxa" w:w="50"/>
+              <w:left w:type="dxa" w:w="90"/>
+              <w:bottom w:type="dxa" w:w="50"/>
+              <w:right w:type="dxa" w:w="90"/>
+            </w:tcMar>
+          </w:tcPr>
+          <w:p>
+            <w:pPr>
+              <w:spacing w:after="0" w:line="250"/>
+              <w:jc w:val="center"/>
+            </w:pPr>
+            <w:r>
+              <w:rPr>
+                <w:rFonts w:ascii="Calibri" w:cs="Calibri" w:eastAsia="Calibri" w:hAnsi="Calibri"/>
+                <w:sz w:val="19"/>
+                <w:szCs w:val="19"/>
+              </w:rPr>
+              <w:t xml:space="preserve">0.00 to 0.00</w:t>
+            </w:r>
+          </w:p>
+        </w:tc>
+      </w:tr>
+      <w:tr>
+        <w:tc>
+          <w:tcPr>
+            <w:tcW w:type="dxa" w:w="4560"/>
+            <w:tcMar>
+              <w:top w:type="dxa" w:w="50"/>
+              <w:left w:type="dxa" w:w="90"/>
+              <w:bottom w:type="dxa" w:w="50"/>
+              <w:right w:type="dxa" w:w="90"/>
+            </w:tcMar>
+          </w:tcPr>
+          <w:p>
+            <w:pPr>
+              <w:spacing w:after="0" w:line="250"/>
+              <w:jc w:val="left"/>
+            </w:pPr>
+            <w:r>
+              <w:rPr>
+                <w:rFonts w:ascii="Calibri" w:cs="Calibri" w:eastAsia="Calibri" w:hAnsi="Calibri"/>
+                <w:sz w:val="19"/>
+                <w:szCs w:val="19"/>
+              </w:rPr>
+              <w:t xml:space="preserve">Exp 5 ONRS, retrieval vs oracle</w:t>
+            </w:r>
+          </w:p>
+        </w:tc>
+        <w:tc>
+          <w:tcPr>
+            <w:tcW w:type="dxa" w:w="2400"/>
+            <w:tcMar>
+              <w:top w:type="dxa" w:w="50"/>
+              <w:left w:type="dxa" w:w="90"/>
+              <w:bottom w:type="dxa" w:w="50"/>
+              <w:right w:type="dxa" w:w="90"/>
+            </w:tcMar>
+          </w:tcPr>
+          <w:p>
+            <w:pPr>
+              <w:spacing w:after="0" w:line="250"/>
+              <w:jc w:val="center"/>
+            </w:pPr>
+            <w:r>
+              <w:rPr>
+                <w:rFonts w:ascii="Calibri" w:cs="Calibri" w:eastAsia="Calibri" w:hAnsi="Calibri"/>
+                <w:sz w:val="19"/>
+                <w:szCs w:val="19"/>
+              </w:rPr>
+              <w:t xml:space="preserve">0.5891 vs 0.5811</w:t>
+            </w:r>
+          </w:p>
+        </w:tc>
+        <w:tc>
+          <w:tcPr>
+            <w:tcW w:type="dxa" w:w="2400"/>
+            <w:tcMar>
+              <w:top w:type="dxa" w:w="50"/>
+              <w:left w:type="dxa" w:w="90"/>
+              <w:bottom w:type="dxa" w:w="50"/>
+              <w:right w:type="dxa" w:w="90"/>
+            </w:tcMar>
+          </w:tcPr>
+          <w:p>
+            <w:pPr>
+              <w:spacing w:after="0" w:line="250"/>
+              <w:jc w:val="center"/>
+            </w:pPr>
+            <w:r>
+              <w:rPr>
+                <w:rFonts w:ascii="Calibri" w:cs="Calibri" w:eastAsia="Calibri" w:hAnsi="Calibri"/>
+                <w:sz w:val="19"/>
+                <w:szCs w:val="19"/>
+              </w:rPr>
+              <w:t xml:space="preserve">0.6224 vs 0.6211</w:t>
+            </w:r>
+          </w:p>
+        </w:tc>
+      </w:tr>
+      <w:tr>
+        <w:tc>
+          <w:tcPr>
+            <w:tcW w:type="dxa" w:w="4560"/>
+            <w:tcMar>
+              <w:top w:type="dxa" w:w="50"/>
+              <w:left w:type="dxa" w:w="90"/>
+              <w:bottom w:type="dxa" w:w="50"/>
+              <w:right w:type="dxa" w:w="90"/>
+            </w:tcMar>
+          </w:tcPr>
+          <w:p>
+            <w:pPr>
+              <w:spacing w:after="0" w:line="250"/>
+              <w:jc w:val="left"/>
+            </w:pPr>
+            <w:r>
+              <w:rPr>
+                <w:rFonts w:ascii="Calibri" w:cs="Calibri" w:eastAsia="Calibri" w:hAnsi="Calibri"/>
+                <w:sz w:val="19"/>
+                <w:szCs w:val="19"/>
+              </w:rPr>
+              <w:t xml:space="preserve">Exp 4 noise vs hallucination, r</w:t>
+            </w:r>
+          </w:p>
+        </w:tc>
+        <w:tc>
+          <w:tcPr>
+            <w:tcW w:type="dxa" w:w="2400"/>
+            <w:tcMar>
+              <w:top w:type="dxa" w:w="50"/>
+              <w:left w:type="dxa" w:w="90"/>
+              <w:bottom w:type="dxa" w:w="50"/>
+              <w:right w:type="dxa" w:w="90"/>
+            </w:tcMar>
+          </w:tcPr>
+          <w:p>
+            <w:pPr>
+              <w:spacing w:after="0" w:line="250"/>
+              <w:jc w:val="center"/>
+            </w:pPr>
+            <w:r>
+              <w:rPr>
+                <w:rFonts w:ascii="Calibri" w:cs="Calibri" w:eastAsia="Calibri" w:hAnsi="Calibri"/>
+                <w:sz w:val="19"/>
+                <w:szCs w:val="19"/>
+              </w:rPr>
+              <w:t xml:space="preserve">+0.76</w:t>
+            </w:r>
+          </w:p>
+        </w:tc>
+        <w:tc>
+          <w:tcPr>
+            <w:tcW w:type="dxa" w:w="2400"/>
+            <w:tcMar>
+              <w:top w:type="dxa" w:w="50"/>
+              <w:left w:type="dxa" w:w="90"/>
+              <w:bottom w:type="dxa" w:w="50"/>
+              <w:right w:type="dxa" w:w="90"/>
+            </w:tcMar>
+          </w:tcPr>
+          <w:p>
+            <w:pPr>
+              <w:spacing w:after="0" w:line="250"/>
+              <w:jc w:val="center"/>
+            </w:pPr>
+            <w:r>
+              <w:rPr>
+                <w:rFonts w:ascii="Calibri" w:cs="Calibri" w:eastAsia="Calibri" w:hAnsi="Calibri"/>
+                <w:sz w:val="19"/>
+                <w:szCs w:val="19"/>
+              </w:rPr>
+              <w:t xml:space="preserve">+0.00 to +0.89</w:t>
+            </w:r>
+          </w:p>
+        </w:tc>
+      </w:tr>
+      <w:tr>
+        <w:tc>
+          <w:tcPr>
+            <w:tcW w:type="dxa" w:w="4560"/>
+            <w:tcMar>
+              <w:top w:type="dxa" w:w="50"/>
+              <w:left w:type="dxa" w:w="90"/>
+              <w:bottom w:type="dxa" w:w="50"/>
+              <w:right w:type="dxa" w:w="90"/>
+            </w:tcMar>
+          </w:tcPr>
+          <w:p>
+            <w:pPr>
+              <w:spacing w:after="0" w:line="250"/>
+              <w:jc w:val="left"/>
+            </w:pPr>
+            <w:r>
+              <w:rPr>
+                <w:rFonts w:ascii="Calibri" w:cs="Calibri" w:eastAsia="Calibri" w:hAnsi="Calibri"/>
+                <w:sz w:val="19"/>
+                <w:szCs w:val="19"/>
+              </w:rPr>
+              <w:t xml:space="preserve">Exp 4 noise vs ONRS (default weights), r</w:t>
+            </w:r>
+          </w:p>
+        </w:tc>
+        <w:tc>
+          <w:tcPr>
+            <w:tcW w:type="dxa" w:w="2400"/>
+            <w:tcMar>
+              <w:top w:type="dxa" w:w="50"/>
+              <w:left w:type="dxa" w:w="90"/>
+              <w:bottom w:type="dxa" w:w="50"/>
+              <w:right w:type="dxa" w:w="90"/>
+            </w:tcMar>
+          </w:tcPr>
+          <w:p>
+            <w:pPr>
+              <w:spacing w:after="0" w:line="250"/>
+              <w:jc w:val="center"/>
+            </w:pPr>
+            <w:r>
+              <w:rPr>
+                <w:rFonts w:ascii="Calibri" w:cs="Calibri" w:eastAsia="Calibri" w:hAnsi="Calibri"/>
+                <w:sz w:val="19"/>
+                <w:szCs w:val="19"/>
+              </w:rPr>
+              <w:t xml:space="preserve">−0.10</w:t>
+            </w:r>
+          </w:p>
+        </w:tc>
+        <w:tc>
+          <w:tcPr>
+            <w:tcW w:type="dxa" w:w="2400"/>
+            <w:tcMar>
+              <w:top w:type="dxa" w:w="50"/>
+              <w:left w:type="dxa" w:w="90"/>
+              <w:bottom w:type="dxa" w:w="50"/>
+              <w:right w:type="dxa" w:w="90"/>
+            </w:tcMar>
+          </w:tcPr>
+          <w:p>
+            <w:pPr>
+              <w:spacing w:after="0" w:line="250"/>
+              <w:jc w:val="center"/>
+            </w:pPr>
+            <w:r>
+              <w:rPr>
+                <w:rFonts w:ascii="Calibri" w:cs="Calibri" w:eastAsia="Calibri" w:hAnsi="Calibri"/>
+                <w:sz w:val="19"/>
+                <w:szCs w:val="19"/>
+              </w:rPr>
+              <w:t xml:space="preserve">+0.18 to −0.36</w:t>
+            </w:r>
+          </w:p>
+        </w:tc>
+      </w:tr>
+      <w:tr>
+        <w:tc>
+          <w:tcPr>
+            <w:tcW w:type="dxa" w:w="4560"/>
+            <w:tcMar>
+              <w:top w:type="dxa" w:w="50"/>
+              <w:left w:type="dxa" w:w="90"/>
+              <w:bottom w:type="dxa" w:w="50"/>
+              <w:right w:type="dxa" w:w="90"/>
+            </w:tcMar>
+          </w:tcPr>
+          <w:p>
+            <w:pPr>
+              <w:spacing w:after="0" w:line="250"/>
+              <w:jc w:val="left"/>
+            </w:pPr>
+            <w:r>
+              <w:rPr>
+                <w:rFonts w:ascii="Calibri" w:cs="Calibri" w:eastAsia="Calibri" w:hAnsi="Calibri"/>
+                <w:sz w:val="19"/>
+                <w:szCs w:val="19"/>
+              </w:rPr>
+              <w:t xml:space="preserve">Weightings passing both tests</w:t>
+            </w:r>
+          </w:p>
+        </w:tc>
+        <w:tc>
+          <w:tcPr>
+            <w:tcW w:type="dxa" w:w="2400"/>
+            <w:tcMar>
+              <w:top w:type="dxa" w:w="50"/>
+              <w:left w:type="dxa" w:w="90"/>
+              <w:bottom w:type="dxa" w:w="50"/>
+              <w:right w:type="dxa" w:w="90"/>
+            </w:tcMar>
+          </w:tcPr>
+          <w:p>
+            <w:pPr>
+              <w:spacing w:after="0" w:line="250"/>
+              <w:jc w:val="center"/>
+            </w:pPr>
+            <w:r>
+              <w:rPr>
+                <w:rFonts w:ascii="Calibri" w:cs="Calibri" w:eastAsia="Calibri" w:hAnsi="Calibri"/>
+                <w:sz w:val="19"/>
+                <w:szCs w:val="19"/>
+              </w:rPr>
+              <w:t xml:space="preserve">0.0%</w:t>
+            </w:r>
+          </w:p>
+        </w:tc>
+        <w:tc>
+          <w:tcPr>
+            <w:tcW w:type="dxa" w:w="2400"/>
+            <w:tcMar>
+              <w:top w:type="dxa" w:w="50"/>
+              <w:left w:type="dxa" w:w="90"/>
+              <w:bottom w:type="dxa" w:w="50"/>
+              <w:right w:type="dxa" w:w="90"/>
+            </w:tcMar>
+          </w:tcPr>
+          <w:p>
+            <w:pPr>
+              <w:spacing w:after="0" w:line="250"/>
+              <w:jc w:val="center"/>
+            </w:pPr>
+            <w:r>
+              <w:rPr>
+                <w:rFonts w:ascii="Calibri" w:cs="Calibri" w:eastAsia="Calibri" w:hAnsi="Calibri"/>
+                <w:sz w:val="19"/>
+                <w:szCs w:val="19"/>
+              </w:rPr>
+              <w:t xml:space="preserve">0.0% in every scenario</w:t>
+            </w:r>
+          </w:p>
+        </w:tc>
+      </w:tr>
+    </w:tbl>
+    <w:p>
+      <w:pPr>
+        <w:spacing w:after="60"/>
+      </w:pPr>
+    </w:p>
+    <w:p>
+      <w:pPr>
+        <w:spacing w:after="120" w:line="276"/>
+        <w:jc w:val="both"/>
+      </w:pPr>
+      <w:r>
+        <w:rPr>
+          <w:rFonts w:ascii="Calibri" w:cs="Calibri" w:eastAsia="Calibri" w:hAnsi="Calibri"/>
+          <w:sz w:val="22"/>
+          <w:szCs w:val="22"/>
+        </w:rPr>
+        <w:t xml:space="preserve">Two conclusions survive. The ranking inversion remains at the default weights, now as a near tie (gap 0.0013, down from 0.0080), and no weighting passes both tests in any of the corrected scenarios. Two do not. The doubling of the hallucination rate under evidence injection in Experiment 2 was this defect, and the Experiment 4 noise correlations cannot be fixed without regenerating that run. Accuracy, calibration, the verifier outcomes and Experiment 3 do not use evidence support and are unaffected. Experiments 1, 2, 4 and 5 should be re-run on the GPU with the corrected scorer.</w:t>
+      </w:r>
+    </w:p>
+    <w:p>
       <w:r>
         <w:br w:type="page"/>
       </w:r>
@@ -14269,6 +14905,18 @@
         </w:rPr>
         <w:t xml:space="preserve">python -m experiments.weight_sensitivity   # Section 4.6, re-scores saved results, no GPU</w:t>
       </w:r>
+      <w:r>
+        <w:br/>
+        <w:t xml:space="preserve"/>
+      </w:r>
+      <w:r>
+        <w:rPr>
+          <w:rFonts w:ascii="Consolas" w:cs="Consolas" w:eastAsia="Consolas" w:hAnsi="Consolas"/>
+          <w:sz w:val="17"/>
+          <w:szCs w:val="17"/>
+        </w:rPr>
+        <w:t xml:space="preserve">python -m experiments.confidence_line_audit   # Section 4.7, re-scores saved results, no GPU</w:t>
+      </w:r>
     </w:p>
     <w:p>
       <w:pPr>
@@ -14393,6 +15041,14 @@
           <w:szCs w:val="22"/>
         </w:rPr>
         <w:t xml:space="preserve"> The post-hoc analysis in Section 4.6 shows that re-weighting alone cannot satisfy both falsification tests with the current components, so this depends on the confidence revision above.</w:t>
+      </w:r>
+      <w:r>
+        <w:rPr>
+          <w:rFonts w:ascii="Calibri" w:cs="Calibri" w:eastAsia="Calibri" w:hAnsi="Calibri"/>
+          <w:sz w:val="22"/>
+          <w:szCs w:val="22"/>
+        </w:rPr>
+        <w:t xml:space="preserve"> Experiments 1, 2, 4 and 5 should also be re-run with the corrected evidence-support scorer (Section 4.7).</w:t>
       </w:r>
     </w:p>
     <w:p>

--- a/NRF_Supporting_Evidence_v3.docx
+++ b/NRF_Supporting_Evidence_v3.docx
@@ -12589,7 +12589,7 @@
                 <w:sz w:val="19"/>
                 <w:szCs w:val="19"/>
               </w:rPr>
-              <w:t xml:space="preserve">+0.00 to +0.89</w:t>
+              <w:t xml:space="preserve">+0.00 to +0.89; re-run −0.12</w:t>
             </w:r>
           </w:p>
         </w:tc>
@@ -12666,7 +12666,7 @@
                 <w:sz w:val="19"/>
                 <w:szCs w:val="19"/>
               </w:rPr>
-              <w:t xml:space="preserve">+0.18 to −0.36</w:t>
+              <w:t xml:space="preserve">+0.18 to −0.36; re-run +0.62</w:t>
             </w:r>
           </w:p>
         </w:tc>
@@ -12765,7 +12765,7 @@
           <w:sz w:val="22"/>
           <w:szCs w:val="22"/>
         </w:rPr>
-        <w:t xml:space="preserve">Two conclusions survive. The ranking inversion remains at the default weights, now as a near tie (gap 0.0013, down from 0.0080), and no weighting passes both tests in any of the corrected scenarios. Two do not. The doubling of the hallucination rate under evidence injection in Experiment 2 was this defect, and the Experiment 4 noise correlations cannot be fixed without regenerating that run. Accuracy, calibration, the verifier outcomes and Experiment 3 do not use evidence support and are unaffected. Experiments 1, 2, 4 and 5 should be re-run on the GPU with the corrected scorer.</w:t>
+        <w:t xml:space="preserve">Two conclusions survive. The ranking inversion remains at the default weights, now as a near tie (gap 0.0013, down from 0.0080), and no weighting passes both tests in any of the corrected scenarios. Two do not. The doubling of the hallucination rate under evidence injection in Experiment 2 was this defect, and the Experiment 4 noise correlations cannot be fixed without regenerating that run. Accuracy, calibration, the verifier outcomes and Experiment 3 do not use evidence support and are unaffected. A full-precision CPU re-run of all five experiments with the corrected scorer then measured these quantities directly. In Experiment 4, noise against hallucination rate was −0.12 rather than +0.76, with at most three flagged responses per level, and noise against the composite was +0.62 rather than −0.10. In Experiment 5, retrieval and oracle evidence both reached 0.200 accuracy, so the ranking inversion could not be tested, and no weighting passed both tests. Accuracy fell from 0.34 to 0.20 from numeric precision alone. A 4-bit GPU re-run would make the comparison like for like.</w:t>
       </w:r>
     </w:p>
     <w:p>
@@ -15048,7 +15048,7 @@
           <w:sz w:val="22"/>
           <w:szCs w:val="22"/>
         </w:rPr>
-        <w:t xml:space="preserve"> Experiments 1, 2, 4 and 5 should also be re-run with the corrected evidence-support scorer (Section 4.7).</w:t>
+        <w:t xml:space="preserve"> A 4-bit GPU re-run with the corrected evidence-support scorer would complete the comparison in Section 4.7.</w:t>
       </w:r>
     </w:p>
     <w:p>

--- a/NRF_Supporting_Evidence_v3.docx
+++ b/NRF_Supporting_Evidence_v3.docx
@@ -11842,7 +11842,7 @@
           <w:sz w:val="26"/>
           <w:szCs w:val="26"/>
         </w:rPr>
-        <w:t xml:space="preserve">4.6 Post-hoc weight-sensitivity analysis (Experiments 4 and 5)</w:t>
+        <w:t xml:space="preserve">4.6 Post-hoc weight-sensitivity analysis (Experiments 4 and 5; as recorded, not reproducible, see 4.8)</w:t>
       </w:r>
     </w:p>
     <w:p>
@@ -12115,7 +12115,7 @@
           <w:sz w:val="22"/>
           <w:szCs w:val="22"/>
         </w:rPr>
-        <w:t xml:space="preserve">Re-weighting can repair the noise test on its own. Placing no weight on accuracy and most on NESS and hallucination reaches a correlation of −0.90, consistent with the hallucination component carrying the noise signal (Section 4.4, r = +0.76). The two tests, however, require disjoint regions of the weight space. Every weighting that tracks noise places at most 0.35 of its total weight on accuracy and calibration combined, whereas every weighting that ranks correctly places at least 0.50 there. The cause lies in the components. The oracle condition scores lower than retrieval on exactly the two components that respond to noise: NESS 0.628 against 0.715, for the evidence-size reason given in Section 4.5, and hallucination 0.200 against 0.080. Its advantage is therefore visible only through accuracy and calibration, which do not respond to noise at this sample size. Among weightings that rank correctly, the strongest achievable noise correlation is −0.16. The result is unchanged on a finer 0.01 grid of 176,851 weightings and with the threshold relaxed to −0.3.</w:t>
+        <w:t xml:space="preserve">Status of this analysis. The shares in the table are those obtained from the recorded fifty-item runs. They are not stable: in the larger re-run of Section 4.8, 0.0% of weightings pass both tests on the Qwen2.5-3B development run and 41.2% on its test run, and for Qwen2.5-1.5B the 56 weightings that passed on development did not pass on test. The statements that no linear combination of the components is a valid composite and that the failure belongs to the components rather than the weights are withdrawn.</w:t>
       </w:r>
     </w:p>
     <w:p>
@@ -12129,7 +12129,7 @@
           <w:sz w:val="22"/>
           <w:szCs w:val="22"/>
         </w:rPr>
-        <w:t xml:space="preserve">Re-weighting is therefore necessary but not sufficient. No linear combination of the current four components is a valid composite on this data, so the components themselves must change first. Because the sweep selects and evaluates on the same five noise levels and three conditions of fifty items, this should be confirmed on a larger held-out run before being treated as settled.</w:t>
+        <w:t xml:space="preserve">The weight sweep is retained as a method. Whether any weighting works could not be settled with five-point correlations at these sample sizes.</w:t>
       </w:r>
     </w:p>
     <w:p>
@@ -12765,7 +12765,657 @@
           <w:sz w:val="22"/>
           <w:szCs w:val="22"/>
         </w:rPr>
-        <w:t xml:space="preserve">Two conclusions survive. The ranking inversion remains at the default weights, now as a near tie (gap 0.0013, down from 0.0080), and no weighting passes both tests in any of the corrected scenarios. Two do not. The doubling of the hallucination rate under evidence injection in Experiment 2 was this defect, and the Experiment 4 noise correlations cannot be fixed without regenerating that run. Accuracy, calibration, the verifier outcomes and Experiment 3 do not use evidence support and are unaffected. A full-precision CPU re-run of all five experiments with the corrected scorer then measured these quantities directly. In Experiment 4, noise against hallucination rate was −0.12 rather than +0.76, with at most three flagged responses per level, and noise against the composite was +0.62 rather than −0.10. In Experiment 5, retrieval and oracle evidence both reached 0.200 accuracy, so the ranking inversion could not be tested, and no weighting passed both tests. Accuracy fell from 0.34 to 0.20 from numeric precision alone. A 4-bit GPU re-run would make the comparison like for like.</w:t>
+        <w:t xml:space="preserve">The conclusions below are superseded by Section 4.8. At the time of the fifty-item re-scoring, two conclusions survived. The ranking inversion remains at the default weights, now as a near tie (gap 0.0013, down from 0.0080), and no weighting passes both tests in any of the corrected scenarios. Two do not. The doubling of the hallucination rate under evidence injection in Experiment 2 was this defect, and the Experiment 4 noise correlations cannot be fixed without regenerating that run. Accuracy, calibration, the verifier outcomes and Experiment 3 do not use evidence support and are unaffected. A full-precision CPU re-run of all five experiments with the corrected scorer then measured these quantities directly. In Experiment 4, noise against hallucination rate was −0.12 rather than +0.76, with at most three flagged responses per level, and noise against the composite was +0.62 rather than −0.10. In Experiment 5, retrieval and oracle evidence both reached 0.200 accuracy, so the ranking inversion could not be tested, and no weighting passed both tests. Accuracy fell from 0.34 to 0.20 from numeric precision alone. A 4-bit GPU re-run would make the comparison like for like.</w:t>
+      </w:r>
+    </w:p>
+    <w:p>
+      <w:pPr>
+        <w:pStyle w:val="Heading2"/>
+        <w:spacing w:after="100" w:before="240"/>
+      </w:pPr>
+      <w:r>
+        <w:rPr>
+          <w:rFonts w:ascii="Calibri" w:cs="Calibri" w:eastAsia="Calibri" w:hAnsi="Calibri"/>
+          <w:b/>
+          <w:bCs/>
+          <w:color w:val="2E5496"/>
+          <w:sz w:val="26"/>
+          <w:szCs w:val="26"/>
+        </w:rPr>
+        <w:t xml:space="preserve">4.8 Larger re-run: more items, a test split, other models, seeds, and a manipulation that works</w:t>
+      </w:r>
+    </w:p>
+    <w:p>
+      <w:pPr>
+        <w:spacing w:after="120" w:line="276"/>
+        <w:jc w:val="both"/>
+      </w:pPr>
+      <w:r>
+        <w:rPr>
+          <w:rFonts w:ascii="Calibri" w:cs="Calibri" w:eastAsia="Calibri" w:hAnsi="Calibri"/>
+          <w:sz w:val="22"/>
+          <w:szCs w:val="22"/>
+        </w:rPr>
+        <w:t xml:space="preserve">The corrected scorer was run on a larger scale, on free CPU runners with unchanged experiment scripts: Qwen2.5-3B on 150 development and 150 test items, Qwen2.5-1.5B on 100 and 100, sampled-decoding seeds, and a corrupted-evidence variant on 100 development and 100 test items. Every statistic has a 95% bootstrap interval over items. Full tables are in results/scale/SUMMARY.md, and the corrections to the submitted text are listed in ERRATUM.md.</w:t>
+      </w:r>
+    </w:p>
+    <w:p>
+      <w:pPr>
+        <w:spacing w:after="120" w:line="276"/>
+        <w:jc w:val="both"/>
+      </w:pPr>
+      <w:r>
+        <w:rPr>
+          <w:rFonts w:ascii="Calibri" w:cs="Calibri" w:eastAsia="Calibri" w:hAnsi="Calibri"/>
+          <w:sz w:val="22"/>
+          <w:szCs w:val="22"/>
+        </w:rPr>
+        <w:t xml:space="preserve">The Experiment 4 noise sentences do not degrade the model. Paired within item, from 0% to 40% noise, Qwen2.5-3B accuracy changes by +0.007 (95% CI −0.05 to +0.07) on development and −0.027 (−0.07 to +0.03) on test; evidence support, the hallucination flag, entailment support and support against the clean evidence are likewise indistinguishable from zero. Experiment 4 as designed therefore could not test whether the composite tracks degradation. The five-level correlation of noise with the composite is also unstable: +0.09 on development and −0.64 on test for the same model, each with an interval of about ±0.8.</w:t>
+      </w:r>
+    </w:p>
+    <w:p>
+      <w:pPr>
+        <w:spacing w:after="120" w:line="276"/>
+        <w:jc w:val="both"/>
+      </w:pPr>
+      <w:r>
+        <w:rPr>
+          <w:rFonts w:ascii="Calibri" w:cs="Calibri" w:eastAsia="Calibri" w:hAnsi="Calibri"/>
+          <w:sz w:val="22"/>
+          <w:szCs w:val="22"/>
+        </w:rPr>
+        <w:t xml:space="preserve">Replacing a share of the numbers in the retrieved evidence with wrong ones does degrade the model. The composite then tracks the damage, but only through accuracy and the calibration term that follows it. Evidence support measured against the evidence shown, entailment support and the hallucination flag do not move, because a model that repeats corrupted numbers is well supported by the corrupted text; support measured against the clean evidence falls by about 0.36.</w:t>
+      </w:r>
+    </w:p>
+    <w:tbl>
+      <w:tblPr>
+        <w:tblW w:type="dxa" w:w="9360"/>
+        <w:tblBorders>
+          <w:top w:val="single" w:color="auto" w:sz="4"/>
+          <w:left w:val="single" w:color="auto" w:sz="4"/>
+          <w:bottom w:val="single" w:color="auto" w:sz="4"/>
+          <w:right w:val="single" w:color="auto" w:sz="4"/>
+          <w:insideH w:val="single" w:color="auto" w:sz="4"/>
+          <w:insideV w:val="single" w:color="auto" w:sz="4"/>
+        </w:tblBorders>
+      </w:tblPr>
+      <w:tblGrid>
+        <w:gridCol w:w="4560"/>
+        <w:gridCol w:w="2400"/>
+        <w:gridCol w:w="2400"/>
+      </w:tblGrid>
+      <w:tr>
+        <w:trPr>
+          <w:tblHeader/>
+        </w:trPr>
+        <w:tc>
+          <w:tcPr>
+            <w:tcW w:type="dxa" w:w="4560"/>
+            <w:shd w:fill="1F3864" w:val="clear"/>
+            <w:tcMar>
+              <w:top w:type="dxa" w:w="50"/>
+              <w:left w:type="dxa" w:w="90"/>
+              <w:bottom w:type="dxa" w:w="50"/>
+              <w:right w:type="dxa" w:w="90"/>
+            </w:tcMar>
+          </w:tcPr>
+          <w:p>
+            <w:pPr>
+              <w:spacing w:after="0" w:line="250"/>
+              <w:jc w:val="left"/>
+            </w:pPr>
+            <w:r>
+              <w:rPr>
+                <w:rFonts w:ascii="Calibri" w:cs="Calibri" w:eastAsia="Calibri" w:hAnsi="Calibri"/>
+                <w:b/>
+                <w:bCs/>
+                <w:color w:val="FFFFFF"/>
+                <w:sz w:val="19"/>
+                <w:szCs w:val="19"/>
+              </w:rPr>
+              <w:t xml:space="preserve">Qwen2.5-3B, corruption 0% to 100%</w:t>
+            </w:r>
+          </w:p>
+        </w:tc>
+        <w:tc>
+          <w:tcPr>
+            <w:tcW w:type="dxa" w:w="2400"/>
+            <w:shd w:fill="1F3864" w:val="clear"/>
+            <w:tcMar>
+              <w:top w:type="dxa" w:w="50"/>
+              <w:left w:type="dxa" w:w="90"/>
+              <w:bottom w:type="dxa" w:w="50"/>
+              <w:right w:type="dxa" w:w="90"/>
+            </w:tcMar>
+          </w:tcPr>
+          <w:p>
+            <w:pPr>
+              <w:spacing w:after="0" w:line="250"/>
+              <w:jc w:val="center"/>
+            </w:pPr>
+            <w:r>
+              <w:rPr>
+                <w:rFonts w:ascii="Calibri" w:cs="Calibri" w:eastAsia="Calibri" w:hAnsi="Calibri"/>
+                <w:b/>
+                <w:bCs/>
+                <w:color w:val="FFFFFF"/>
+                <w:sz w:val="19"/>
+                <w:szCs w:val="19"/>
+              </w:rPr>
+              <w:t xml:space="preserve">Development (n = 100)</w:t>
+            </w:r>
+          </w:p>
+        </w:tc>
+        <w:tc>
+          <w:tcPr>
+            <w:tcW w:type="dxa" w:w="2400"/>
+            <w:shd w:fill="1F3864" w:val="clear"/>
+            <w:tcMar>
+              <w:top w:type="dxa" w:w="50"/>
+              <w:left w:type="dxa" w:w="90"/>
+              <w:bottom w:type="dxa" w:w="50"/>
+              <w:right w:type="dxa" w:w="90"/>
+            </w:tcMar>
+          </w:tcPr>
+          <w:p>
+            <w:pPr>
+              <w:spacing w:after="0" w:line="250"/>
+              <w:jc w:val="center"/>
+            </w:pPr>
+            <w:r>
+              <w:rPr>
+                <w:rFonts w:ascii="Calibri" w:cs="Calibri" w:eastAsia="Calibri" w:hAnsi="Calibri"/>
+                <w:b/>
+                <w:bCs/>
+                <w:color w:val="FFFFFF"/>
+                <w:sz w:val="19"/>
+                <w:szCs w:val="19"/>
+              </w:rPr>
+              <w:t xml:space="preserve">Test (n = 100)</w:t>
+            </w:r>
+          </w:p>
+        </w:tc>
+      </w:tr>
+      <w:tr>
+        <w:tc>
+          <w:tcPr>
+            <w:tcW w:type="dxa" w:w="4560"/>
+            <w:tcMar>
+              <w:top w:type="dxa" w:w="50"/>
+              <w:left w:type="dxa" w:w="90"/>
+              <w:bottom w:type="dxa" w:w="50"/>
+              <w:right w:type="dxa" w:w="90"/>
+            </w:tcMar>
+          </w:tcPr>
+          <w:p>
+            <w:pPr>
+              <w:spacing w:after="0" w:line="250"/>
+              <w:jc w:val="left"/>
+            </w:pPr>
+            <w:r>
+              <w:rPr>
+                <w:rFonts w:ascii="Calibri" w:cs="Calibri" w:eastAsia="Calibri" w:hAnsi="Calibri"/>
+                <w:sz w:val="19"/>
+                <w:szCs w:val="19"/>
+              </w:rPr>
+              <w:t xml:space="preserve">Accuracy, paired change per item</w:t>
+            </w:r>
+          </w:p>
+        </w:tc>
+        <w:tc>
+          <w:tcPr>
+            <w:tcW w:type="dxa" w:w="2400"/>
+            <w:tcMar>
+              <w:top w:type="dxa" w:w="50"/>
+              <w:left w:type="dxa" w:w="90"/>
+              <w:bottom w:type="dxa" w:w="50"/>
+              <w:right w:type="dxa" w:w="90"/>
+            </w:tcMar>
+          </w:tcPr>
+          <w:p>
+            <w:pPr>
+              <w:spacing w:after="0" w:line="250"/>
+              <w:jc w:val="center"/>
+            </w:pPr>
+            <w:r>
+              <w:rPr>
+                <w:rFonts w:ascii="Calibri" w:cs="Calibri" w:eastAsia="Calibri" w:hAnsi="Calibri"/>
+                <w:sz w:val="19"/>
+                <w:szCs w:val="19"/>
+              </w:rPr>
+              <w:t xml:space="preserve">−0.190 [−0.27, −0.12]</w:t>
+            </w:r>
+          </w:p>
+        </w:tc>
+        <w:tc>
+          <w:tcPr>
+            <w:tcW w:type="dxa" w:w="2400"/>
+            <w:tcMar>
+              <w:top w:type="dxa" w:w="50"/>
+              <w:left w:type="dxa" w:w="90"/>
+              <w:bottom w:type="dxa" w:w="50"/>
+              <w:right w:type="dxa" w:w="90"/>
+            </w:tcMar>
+          </w:tcPr>
+          <w:p>
+            <w:pPr>
+              <w:spacing w:after="0" w:line="250"/>
+              <w:jc w:val="center"/>
+            </w:pPr>
+            <w:r>
+              <w:rPr>
+                <w:rFonts w:ascii="Calibri" w:cs="Calibri" w:eastAsia="Calibri" w:hAnsi="Calibri"/>
+                <w:sz w:val="19"/>
+                <w:szCs w:val="19"/>
+              </w:rPr>
+              <w:t xml:space="preserve">−0.190 [−0.28, −0.12]</w:t>
+            </w:r>
+          </w:p>
+        </w:tc>
+      </w:tr>
+      <w:tr>
+        <w:tc>
+          <w:tcPr>
+            <w:tcW w:type="dxa" w:w="4560"/>
+            <w:tcMar>
+              <w:top w:type="dxa" w:w="50"/>
+              <w:left w:type="dxa" w:w="90"/>
+              <w:bottom w:type="dxa" w:w="50"/>
+              <w:right w:type="dxa" w:w="90"/>
+            </w:tcMar>
+          </w:tcPr>
+          <w:p>
+            <w:pPr>
+              <w:spacing w:after="0" w:line="250"/>
+              <w:jc w:val="left"/>
+            </w:pPr>
+            <w:r>
+              <w:rPr>
+                <w:rFonts w:ascii="Calibri" w:cs="Calibri" w:eastAsia="Calibri" w:hAnsi="Calibri"/>
+                <w:sz w:val="19"/>
+                <w:szCs w:val="19"/>
+              </w:rPr>
+              <w:t xml:space="preserve">Composite, r with corruption level</w:t>
+            </w:r>
+          </w:p>
+        </w:tc>
+        <w:tc>
+          <w:tcPr>
+            <w:tcW w:type="dxa" w:w="2400"/>
+            <w:tcMar>
+              <w:top w:type="dxa" w:w="50"/>
+              <w:left w:type="dxa" w:w="90"/>
+              <w:bottom w:type="dxa" w:w="50"/>
+              <w:right w:type="dxa" w:w="90"/>
+            </w:tcMar>
+          </w:tcPr>
+          <w:p>
+            <w:pPr>
+              <w:spacing w:after="0" w:line="250"/>
+              <w:jc w:val="center"/>
+            </w:pPr>
+            <w:r>
+              <w:rPr>
+                <w:rFonts w:ascii="Calibri" w:cs="Calibri" w:eastAsia="Calibri" w:hAnsi="Calibri"/>
+                <w:sz w:val="19"/>
+                <w:szCs w:val="19"/>
+              </w:rPr>
+              <w:t xml:space="preserve">−0.97 [−0.99, −0.82]</w:t>
+            </w:r>
+          </w:p>
+        </w:tc>
+        <w:tc>
+          <w:tcPr>
+            <w:tcW w:type="dxa" w:w="2400"/>
+            <w:tcMar>
+              <w:top w:type="dxa" w:w="50"/>
+              <w:left w:type="dxa" w:w="90"/>
+              <w:bottom w:type="dxa" w:w="50"/>
+              <w:right w:type="dxa" w:w="90"/>
+            </w:tcMar>
+          </w:tcPr>
+          <w:p>
+            <w:pPr>
+              <w:spacing w:after="0" w:line="250"/>
+              <w:jc w:val="center"/>
+            </w:pPr>
+            <w:r>
+              <w:rPr>
+                <w:rFonts w:ascii="Calibri" w:cs="Calibri" w:eastAsia="Calibri" w:hAnsi="Calibri"/>
+                <w:sz w:val="19"/>
+                <w:szCs w:val="19"/>
+              </w:rPr>
+              <w:t xml:space="preserve">−0.93 [−0.98, −0.77]</w:t>
+            </w:r>
+          </w:p>
+        </w:tc>
+      </w:tr>
+      <w:tr>
+        <w:tc>
+          <w:tcPr>
+            <w:tcW w:type="dxa" w:w="4560"/>
+            <w:tcMar>
+              <w:top w:type="dxa" w:w="50"/>
+              <w:left w:type="dxa" w:w="90"/>
+              <w:bottom w:type="dxa" w:w="50"/>
+              <w:right w:type="dxa" w:w="90"/>
+            </w:tcMar>
+          </w:tcPr>
+          <w:p>
+            <w:pPr>
+              <w:spacing w:after="0" w:line="250"/>
+              <w:jc w:val="left"/>
+            </w:pPr>
+            <w:r>
+              <w:rPr>
+                <w:rFonts w:ascii="Calibri" w:cs="Calibri" w:eastAsia="Calibri" w:hAnsi="Calibri"/>
+                <w:sz w:val="19"/>
+                <w:szCs w:val="19"/>
+              </w:rPr>
+              <w:t xml:space="preserve">Evidence support, shown evidence</w:t>
+            </w:r>
+          </w:p>
+        </w:tc>
+        <w:tc>
+          <w:tcPr>
+            <w:tcW w:type="dxa" w:w="2400"/>
+            <w:tcMar>
+              <w:top w:type="dxa" w:w="50"/>
+              <w:left w:type="dxa" w:w="90"/>
+              <w:bottom w:type="dxa" w:w="50"/>
+              <w:right w:type="dxa" w:w="90"/>
+            </w:tcMar>
+          </w:tcPr>
+          <w:p>
+            <w:pPr>
+              <w:spacing w:after="0" w:line="250"/>
+              <w:jc w:val="center"/>
+            </w:pPr>
+            <w:r>
+              <w:rPr>
+                <w:rFonts w:ascii="Calibri" w:cs="Calibri" w:eastAsia="Calibri" w:hAnsi="Calibri"/>
+                <w:sz w:val="19"/>
+                <w:szCs w:val="19"/>
+              </w:rPr>
+              <w:t xml:space="preserve">+0.004 [−0.02, +0.03]</w:t>
+            </w:r>
+          </w:p>
+        </w:tc>
+        <w:tc>
+          <w:tcPr>
+            <w:tcW w:type="dxa" w:w="2400"/>
+            <w:tcMar>
+              <w:top w:type="dxa" w:w="50"/>
+              <w:left w:type="dxa" w:w="90"/>
+              <w:bottom w:type="dxa" w:w="50"/>
+              <w:right w:type="dxa" w:w="90"/>
+            </w:tcMar>
+          </w:tcPr>
+          <w:p>
+            <w:pPr>
+              <w:spacing w:after="0" w:line="250"/>
+              <w:jc w:val="center"/>
+            </w:pPr>
+            <w:r>
+              <w:rPr>
+                <w:rFonts w:ascii="Calibri" w:cs="Calibri" w:eastAsia="Calibri" w:hAnsi="Calibri"/>
+                <w:sz w:val="19"/>
+                <w:szCs w:val="19"/>
+              </w:rPr>
+              <w:t xml:space="preserve">−0.020 [−0.07, +0.02]</w:t>
+            </w:r>
+          </w:p>
+        </w:tc>
+      </w:tr>
+      <w:tr>
+        <w:tc>
+          <w:tcPr>
+            <w:tcW w:type="dxa" w:w="4560"/>
+            <w:tcMar>
+              <w:top w:type="dxa" w:w="50"/>
+              <w:left w:type="dxa" w:w="90"/>
+              <w:bottom w:type="dxa" w:w="50"/>
+              <w:right w:type="dxa" w:w="90"/>
+            </w:tcMar>
+          </w:tcPr>
+          <w:p>
+            <w:pPr>
+              <w:spacing w:after="0" w:line="250"/>
+              <w:jc w:val="left"/>
+            </w:pPr>
+            <w:r>
+              <w:rPr>
+                <w:rFonts w:ascii="Calibri" w:cs="Calibri" w:eastAsia="Calibri" w:hAnsi="Calibri"/>
+                <w:sz w:val="19"/>
+                <w:szCs w:val="19"/>
+              </w:rPr>
+              <w:t xml:space="preserve">Hallucination flag</w:t>
+            </w:r>
+          </w:p>
+        </w:tc>
+        <w:tc>
+          <w:tcPr>
+            <w:tcW w:type="dxa" w:w="2400"/>
+            <w:tcMar>
+              <w:top w:type="dxa" w:w="50"/>
+              <w:left w:type="dxa" w:w="90"/>
+              <w:bottom w:type="dxa" w:w="50"/>
+              <w:right w:type="dxa" w:w="90"/>
+            </w:tcMar>
+          </w:tcPr>
+          <w:p>
+            <w:pPr>
+              <w:spacing w:after="0" w:line="250"/>
+              <w:jc w:val="center"/>
+            </w:pPr>
+            <w:r>
+              <w:rPr>
+                <w:rFonts w:ascii="Calibri" w:cs="Calibri" w:eastAsia="Calibri" w:hAnsi="Calibri"/>
+                <w:sz w:val="19"/>
+                <w:szCs w:val="19"/>
+              </w:rPr>
+              <w:t xml:space="preserve">+0.010 [−0.04, +0.06]</w:t>
+            </w:r>
+          </w:p>
+        </w:tc>
+        <w:tc>
+          <w:tcPr>
+            <w:tcW w:type="dxa" w:w="2400"/>
+            <w:tcMar>
+              <w:top w:type="dxa" w:w="50"/>
+              <w:left w:type="dxa" w:w="90"/>
+              <w:bottom w:type="dxa" w:w="50"/>
+              <w:right w:type="dxa" w:w="90"/>
+            </w:tcMar>
+          </w:tcPr>
+          <w:p>
+            <w:pPr>
+              <w:spacing w:after="0" w:line="250"/>
+              <w:jc w:val="center"/>
+            </w:pPr>
+            <w:r>
+              <w:rPr>
+                <w:rFonts w:ascii="Calibri" w:cs="Calibri" w:eastAsia="Calibri" w:hAnsi="Calibri"/>
+                <w:sz w:val="19"/>
+                <w:szCs w:val="19"/>
+              </w:rPr>
+              <w:t xml:space="preserve">+0.020 [−0.03, +0.07]</w:t>
+            </w:r>
+          </w:p>
+        </w:tc>
+      </w:tr>
+      <w:tr>
+        <w:tc>
+          <w:tcPr>
+            <w:tcW w:type="dxa" w:w="4560"/>
+            <w:tcMar>
+              <w:top w:type="dxa" w:w="50"/>
+              <w:left w:type="dxa" w:w="90"/>
+              <w:bottom w:type="dxa" w:w="50"/>
+              <w:right w:type="dxa" w:w="90"/>
+            </w:tcMar>
+          </w:tcPr>
+          <w:p>
+            <w:pPr>
+              <w:spacing w:after="0" w:line="250"/>
+              <w:jc w:val="left"/>
+            </w:pPr>
+            <w:r>
+              <w:rPr>
+                <w:rFonts w:ascii="Calibri" w:cs="Calibri" w:eastAsia="Calibri" w:hAnsi="Calibri"/>
+                <w:sz w:val="19"/>
+                <w:szCs w:val="19"/>
+              </w:rPr>
+              <w:t xml:space="preserve">Entailment support (NLI)</w:t>
+            </w:r>
+          </w:p>
+        </w:tc>
+        <w:tc>
+          <w:tcPr>
+            <w:tcW w:type="dxa" w:w="2400"/>
+            <w:tcMar>
+              <w:top w:type="dxa" w:w="50"/>
+              <w:left w:type="dxa" w:w="90"/>
+              <w:bottom w:type="dxa" w:w="50"/>
+              <w:right w:type="dxa" w:w="90"/>
+            </w:tcMar>
+          </w:tcPr>
+          <w:p>
+            <w:pPr>
+              <w:spacing w:after="0" w:line="250"/>
+              <w:jc w:val="center"/>
+            </w:pPr>
+            <w:r>
+              <w:rPr>
+                <w:rFonts w:ascii="Calibri" w:cs="Calibri" w:eastAsia="Calibri" w:hAnsi="Calibri"/>
+                <w:sz w:val="19"/>
+                <w:szCs w:val="19"/>
+              </w:rPr>
+              <w:t xml:space="preserve">+0.018 [−0.04, +0.08]</w:t>
+            </w:r>
+          </w:p>
+        </w:tc>
+        <w:tc>
+          <w:tcPr>
+            <w:tcW w:type="dxa" w:w="2400"/>
+            <w:tcMar>
+              <w:top w:type="dxa" w:w="50"/>
+              <w:left w:type="dxa" w:w="90"/>
+              <w:bottom w:type="dxa" w:w="50"/>
+              <w:right w:type="dxa" w:w="90"/>
+            </w:tcMar>
+          </w:tcPr>
+          <w:p>
+            <w:pPr>
+              <w:spacing w:after="0" w:line="250"/>
+              <w:jc w:val="center"/>
+            </w:pPr>
+            <w:r>
+              <w:rPr>
+                <w:rFonts w:ascii="Calibri" w:cs="Calibri" w:eastAsia="Calibri" w:hAnsi="Calibri"/>
+                <w:sz w:val="19"/>
+                <w:szCs w:val="19"/>
+              </w:rPr>
+              <w:t xml:space="preserve">−0.069 [−0.13, −0.00]</w:t>
+            </w:r>
+          </w:p>
+        </w:tc>
+      </w:tr>
+      <w:tr>
+        <w:tc>
+          <w:tcPr>
+            <w:tcW w:type="dxa" w:w="4560"/>
+            <w:tcMar>
+              <w:top w:type="dxa" w:w="50"/>
+              <w:left w:type="dxa" w:w="90"/>
+              <w:bottom w:type="dxa" w:w="50"/>
+              <w:right w:type="dxa" w:w="90"/>
+            </w:tcMar>
+          </w:tcPr>
+          <w:p>
+            <w:pPr>
+              <w:spacing w:after="0" w:line="250"/>
+              <w:jc w:val="left"/>
+            </w:pPr>
+            <w:r>
+              <w:rPr>
+                <w:rFonts w:ascii="Calibri" w:cs="Calibri" w:eastAsia="Calibri" w:hAnsi="Calibri"/>
+                <w:sz w:val="19"/>
+                <w:szCs w:val="19"/>
+              </w:rPr>
+              <w:t xml:space="preserve">Evidence support, clean evidence</w:t>
+            </w:r>
+          </w:p>
+        </w:tc>
+        <w:tc>
+          <w:tcPr>
+            <w:tcW w:type="dxa" w:w="2400"/>
+            <w:tcMar>
+              <w:top w:type="dxa" w:w="50"/>
+              <w:left w:type="dxa" w:w="90"/>
+              <w:bottom w:type="dxa" w:w="50"/>
+              <w:right w:type="dxa" w:w="90"/>
+            </w:tcMar>
+          </w:tcPr>
+          <w:p>
+            <w:pPr>
+              <w:spacing w:after="0" w:line="250"/>
+              <w:jc w:val="center"/>
+            </w:pPr>
+            <w:r>
+              <w:rPr>
+                <w:rFonts w:ascii="Calibri" w:cs="Calibri" w:eastAsia="Calibri" w:hAnsi="Calibri"/>
+                <w:sz w:val="19"/>
+                <w:szCs w:val="19"/>
+              </w:rPr>
+              <w:t xml:space="preserve">−0.362 [−0.40, −0.33]</w:t>
+            </w:r>
+          </w:p>
+        </w:tc>
+        <w:tc>
+          <w:tcPr>
+            <w:tcW w:type="dxa" w:w="2400"/>
+            <w:tcMar>
+              <w:top w:type="dxa" w:w="50"/>
+              <w:left w:type="dxa" w:w="90"/>
+              <w:bottom w:type="dxa" w:w="50"/>
+              <w:right w:type="dxa" w:w="90"/>
+            </w:tcMar>
+          </w:tcPr>
+          <w:p>
+            <w:pPr>
+              <w:spacing w:after="0" w:line="250"/>
+              <w:jc w:val="center"/>
+            </w:pPr>
+            <w:r>
+              <w:rPr>
+                <w:rFonts w:ascii="Calibri" w:cs="Calibri" w:eastAsia="Calibri" w:hAnsi="Calibri"/>
+                <w:sz w:val="19"/>
+                <w:szCs w:val="19"/>
+              </w:rPr>
+              <w:t xml:space="preserve">−0.376 [−0.42, −0.33]</w:t>
+            </w:r>
+          </w:p>
+        </w:tc>
+      </w:tr>
+    </w:tbl>
+    <w:p>
+      <w:pPr>
+        <w:spacing w:after="60"/>
+      </w:pPr>
+    </w:p>
+    <w:p>
+      <w:pPr>
+        <w:spacing w:after="120" w:line="276"/>
+        <w:jc w:val="both"/>
+      </w:pPr>
+      <w:r>
+        <w:rPr>
+          <w:rFonts w:ascii="Calibri" w:cs="Calibri" w:eastAsia="Calibri" w:hAnsi="Calibri"/>
+          <w:sz w:val="22"/>
+          <w:szCs w:val="22"/>
+        </w:rPr>
+        <w:t xml:space="preserve">Entailment scoring did not improve on numeric overlap: the area under the ROC curve for separating correct from incorrect answers was 0.52 on development and 0.56 on test, against 0.64 and 0.51 for overlap. What stands is the structural argument that gold-free evidence measures cannot detect corrupted evidence without a clean reference. What is withdrawn is that the composite fails to track degradation in general, that no weighting rescues it, that the hallucination flag tracks noise, and that oracle evidence is ranked below retrieval. A 4-bit GPU run, models above 3B, and real rather than synthetic retrieval errors were not tested.</w:t>
       </w:r>
     </w:p>
     <w:p>

--- a/NRF_Supporting_Evidence_v3.docx
+++ b/NRF_Supporting_Evidence_v3.docx
@@ -12811,6 +12811,20 @@
           <w:szCs w:val="22"/>
         </w:rPr>
         <w:t xml:space="preserve">The Experiment 4 noise sentences do not degrade the model. Paired within item, from 0% to 40% noise, Qwen2.5-3B accuracy changes by +0.007 (95% CI −0.05 to +0.07) on development and −0.027 (−0.07 to +0.03) on test; evidence support, the hallucination flag, entailment support and support against the clean evidence are likewise indistinguishable from zero. Experiment 4 as designed therefore could not test whether the composite tracks degradation. The five-level correlation of noise with the composite is also unstable: +0.09 on development and −0.64 on test for the same model, each with an interval of about ±0.8.</w:t>
+      </w:r>
+    </w:p>
+    <w:p>
+      <w:pPr>
+        <w:spacing w:after="120" w:line="276"/>
+        <w:jc w:val="both"/>
+      </w:pPr>
+      <w:r>
+        <w:rPr>
+          <w:rFonts w:ascii="Calibri" w:cs="Calibri" w:eastAsia="Calibri" w:hAnsi="Calibri"/>
+          <w:sz w:val="22"/>
+          <w:szCs w:val="22"/>
+        </w:rPr>
+        <w:t xml:space="preserve">Other models and seeds agree that single numbers do not hold still. On SmolLM2-1.7B (development) oracle evidence does beat retrieval (accuracy 0.28 against 0.16), the noise correlation with the composite is −0.81 (95% CI −0.97 to +0.52), and 73.1% of weightings pass both original tests, against 0.0% for Qwen2.5-3B on development. Qwen2.5-1.5B sampled at temperature 0.7 with three seeds gives noise correlations of +0.46, +0.52 and −0.37 (the greedy run gave −0.27) and per-item accuracy changes under noise of +0.02, +0.05 and −0.11; of eight noise-injection runs only one interval (−0.22 to −0.01) excludes zero, so the manipulation’s effect is at most small and inconsistent.</w:t>
       </w:r>
     </w:p>
     <w:p>
